--- a/reports/final/TCC_V1_entrega_final.docx
+++ b/reports/final/TCC_V1_entrega_final.docx
@@ -8032,7 +8032,7 @@
         <w:rPr>
           <w:lang w:val="pt-BR"/>
         </w:rPr>
-        <w:t>Todo o código de coleta e análise, os testes e a configuração de integração contínua estão em um repositório versionado, cujo endereço será inserido nesta seção na publicação: [LINK DO REPOSITÓRIO — A INSERIR]. Os dados brutos não são versionados; são reconstruídos pelos scripts de coleta. O procedimento completo de reprodução está no Apêndice B.</w:t>
+        <w:t>Todo o código de coleta e análise, os testes e a configuração de integração contínua estão em um repositório público no GitHub: https://github.com/JozNeto/tcc-2026. Os dados brutos não são versionados; são reconstruídos pelos scripts de coleta. O procedimento completo de reprodução está no Apêndice B.</w:t>
       </w:r>
     </w:p>
     <w:p>
@@ -19691,7 +19691,7 @@
         <w:rPr>
           <w:lang w:val="pt-BR"/>
         </w:rPr>
-        <w:t>Clonar o repositório [LINK DO REPOSITÓRIO — A INSERIR] e criar um ambiente virtual;</w:t>
+        <w:t>Clonar o repositório https://github.com/JozNeto/tcc-2026 e criar um ambiente virtual;</w:t>
       </w:r>
     </w:p>
     <w:p>
